--- a/Cover_Letters/Shinoy_Capgemini_Medior_Tosca_Automation_Engineer_Cover_Letter.docx
+++ b/Cover_Letters/Shinoy_Capgemini_Medior_Tosca_Automation_Engineer_Cover_Letter.docx
@@ -14,7 +14,7 @@
     </w:p>
     <w:p>
       <w:r>
-        <w:t>October 07, 2026</w:t>
+        <w:t>October 28, 2026</w:t>
       </w:r>
     </w:p>
     <w:p>
@@ -35,7 +35,7 @@
     </w:p>
     <w:p>
       <w:r>
-        <w:t>I was drawn to Sogeti because of your strong focus on quality engineering and the chance to work with automated testing frameworks in a collaborative environment. Throughout my career, I have built test automation frameworks using Java and TypeScript, integrated tests into CI/CD pipelines, and worked closely with teams to catch defects early. While my background is rooted in Selenium and Playwright rather than Tosca, I pick up new tools quickly and am comfortable learning low-code testing platforms. I have also used Gemini Code Assist to streamline test script generation, which aligns well with your focus on AI-driven quality tools.</w:t>
+        <w:t>I saw your opening for a Medior Tosca Automation Engineer at Sogeti and wanted to apply. With over eight years of experience in test automation, framework development, and CI/CD integration, I am comfortable setting up automated tests and analyzing results to ensure software reliability. I have also used AI tools like Gemini Code Assist to streamline test generation scripts.</w:t>
       </w:r>
     </w:p>
     <w:p>
